--- a/Packages-and-Workflow.docx
+++ b/Packages-and-Workflow.docx
@@ -1436,7 +1436,7 @@
           </w:tcPr>
           <w:p>
             <w:r>
-              <w:t xml:space="preserve">lucide-react</w:t>
+              <w:t xml:space="preserve">@phosphor-icons/react</w:t>
             </w:r>
           </w:p>
         </w:tc>
@@ -1480,7 +1480,7 @@
           </w:tcPr>
           <w:p>
             <w:r>
-              <w:t xml:space="preserve">The icon set used throughout the app (no emoji, no other icon packs). Provides consistent, lightweight SVG icons like Sun, Moon, Eye, Pencil, Trash2, Printer, Loader2, etc.</w:t>
+              <w:t xml:space="preserve">The icon set used throughout the app. Configured via &lt;IconContext.Provider value={{ weight: 'regular' }}&gt; at the app root so every icon inherits the regular weight, giving a consistent look distinct from the standard lucide aesthetic.</w:t>
             </w:r>
           </w:p>
         </w:tc>
@@ -3039,7 +3039,7 @@
         <w:t xml:space="preserve">database name</w:t>
       </w:r>
       <w:r>
-        <w:t xml:space="preserve">, and </w:t>
+        <w:t xml:space="preserve"> (using brief values if given, otherwise pick sensible ones that fit the domain). The </w:t>
       </w:r>
       <w:r>
         <w:rPr>
@@ -3049,7 +3049,7 @@
         <w:t xml:space="preserve">root folder name</w:t>
       </w:r>
       <w:r>
-        <w:t xml:space="preserve"> (using brief values if given, otherwise pick sensible ones that fit the domain).</w:t>
+        <w:t xml:space="preserve"> is FIXED and must be exactly BENIMANA_Irakiza_Jean_Flaubert_National_Practical_Exam_2026/.</w:t>
       </w:r>
     </w:p>
     <w:p>
@@ -4322,7 +4322,7 @@
         <w:t xml:space="preserve">exact background colors</w:t>
       </w:r>
       <w:r>
-        <w:t xml:space="preserve"> (light --color-bg: #F6F8FF; dark --color-bg: #272D2D); the </w:t>
+        <w:t xml:space="preserve"> (light --color-bg: #F6F8FF; dark --color-bg: #0A0A0A); the </w:t>
       </w:r>
       <w:r>
         <w:rPr>
@@ -4332,7 +4332,17 @@
         <w:t xml:space="preserve">trend tokens</w:t>
       </w:r>
       <w:r>
-        <w:t xml:space="preserve"> (--color-trend-up: #44cf6c, --color-trend-down: #A20021); the </w:t>
+        <w:t xml:space="preserve"> (--color-trend-up: #16A34A, --color-trend-down: #DC2626); the </w:t>
+      </w:r>
+      <w:r>
+        <w:rPr>
+          <w:b/>
+          <w:bCs/>
+        </w:rPr>
+        <w:t xml:space="preserve">signature shadow</w:t>
+      </w:r>
+      <w:r>
+        <w:t xml:space="preserve"> token (--shadow-accent: 0 4px 14px -4px rgba(0,63,145,0.25) — a blue-tinted card/modal shadow on cards, dialogs, and the Navbar); the </w:t>
       </w:r>
       <w:r>
         <w:rPr>
@@ -4471,6 +4481,19 @@
       </w:pPr>
       <w:r>
         <w:t xml:space="preserve">Wrap App.jsx in BrowserRouter + AuthProvider + a global &lt;Toaster /&gt;.</w:t>
+      </w:r>
+    </w:p>
+    <w:p>
+      <w:pPr>
+        <w:pStyle w:val="ListParagraph"/>
+        <w:numPr>
+          <w:ilvl w:val="0"/>
+          <w:numId w:val="2"/>
+        </w:numPr>
+        <w:spacing w:after="60"/>
+      </w:pPr>
+      <w:r>
+        <w:t xml:space="preserve">Set the Phosphor icon weight globally by wrapping the app in &lt;IconContext.Provider value={{ weight: 'regular' }}&gt; inside App.jsx.</w:t>
       </w:r>
     </w:p>
     <w:p>
@@ -4748,7 +4771,7 @@
         <w:t xml:space="preserve">src/components/Navbar.jsx</w:t>
       </w:r>
       <w:r>
-        <w:t xml:space="preserve">: links to Dashboard and each entity page + Reports + Logout; an active-link accent style; a light/dark theme toggle (lucide Sun/Moon); collapses to hamburger on mobile.</w:t>
+        <w:t xml:space="preserve">: links to Dashboard and each entity page + Reports + Logout; an active-link accent style; a light/dark theme toggle (Phosphor Sun/Moon); collapses to hamburger on mobile.</w:t>
       </w:r>
     </w:p>
     <w:p>
@@ -4909,7 +4932,7 @@
         <w:t xml:space="preserve">[Entity1..3]Page</w:t>
       </w:r>
       <w:r>
-        <w:t xml:space="preserve">: form for adding records; table below for viewing; per-row Edit (Pencil → pre-filled Dialog) and Delete (Trash2 → AlertDialog confirm); date fields max=today; dropdowns populated on mount.</w:t>
+        <w:t xml:space="preserve">: form for adding records; table below for viewing; per-row Edit (PencilSimple → pre-filled Dialog) and Delete (Trash → AlertDialog confirm); date fields max=today; dropdowns populated on mount.</w:t>
       </w:r>
     </w:p>
     <w:p>

--- a/Packages-and-Workflow.docx
+++ b/Packages-and-Workflow.docx
@@ -934,7 +934,7 @@
         <w:spacing w:after="120"/>
       </w:pPr>
       <w:r>
-        <w:t xml:space="preserve">The frontend is a React app built with Vite, styled with Tailwind and shadcn/ui, with one chart on the dashboard and a small set of focused utility libraries. Versions are pinned tightly to avoid first-run breakage.</w:t>
+        <w:t xml:space="preserve">The frontend is a React app built with Vite, styled with Tailwind and shadcn/ui, with a small set of focused utility libraries. Versions are pinned tightly to avoid first-run breakage.</w:t>
       </w:r>
     </w:p>
     <w:p>
@@ -1495,77 +1495,6 @@
               <w:bottom w:val="single" w:color="CCCCCC" w:sz="1"/>
               <w:right w:val="single" w:color="CCCCCC" w:sz="1"/>
             </w:tcBorders>
-            <w:shd w:fill="F4F6FA" w:val="clear"/>
-            <w:tcMar>
-              <w:top w:type="dxa" w:w="80"/>
-              <w:left w:type="dxa" w:w="120"/>
-              <w:bottom w:type="dxa" w:w="80"/>
-              <w:right w:type="dxa" w:w="120"/>
-            </w:tcMar>
-          </w:tcPr>
-          <w:p>
-            <w:r>
-              <w:t xml:space="preserve">recharts</w:t>
-            </w:r>
-          </w:p>
-        </w:tc>
-        <w:tc>
-          <w:tcPr>
-            <w:tcW w:type="dxa" w:w="1900"/>
-            <w:tcBorders>
-              <w:top w:val="single" w:color="CCCCCC" w:sz="1"/>
-              <w:left w:val="single" w:color="CCCCCC" w:sz="1"/>
-              <w:bottom w:val="single" w:color="CCCCCC" w:sz="1"/>
-              <w:right w:val="single" w:color="CCCCCC" w:sz="1"/>
-            </w:tcBorders>
-            <w:shd w:fill="F4F6FA" w:val="clear"/>
-            <w:tcMar>
-              <w:top w:type="dxa" w:w="80"/>
-              <w:left w:type="dxa" w:w="120"/>
-              <w:bottom w:type="dxa" w:w="80"/>
-              <w:right w:type="dxa" w:w="120"/>
-            </w:tcMar>
-          </w:tcPr>
-          <w:p>
-            <w:r>
-              <w:t xml:space="preserve">^2.x</w:t>
-            </w:r>
-          </w:p>
-        </w:tc>
-        <w:tc>
-          <w:tcPr>
-            <w:tcW w:type="dxa" w:w="5060"/>
-            <w:tcBorders>
-              <w:top w:val="single" w:color="CCCCCC" w:sz="1"/>
-              <w:left w:val="single" w:color="CCCCCC" w:sz="1"/>
-              <w:bottom w:val="single" w:color="CCCCCC" w:sz="1"/>
-              <w:right w:val="single" w:color="CCCCCC" w:sz="1"/>
-            </w:tcBorders>
-            <w:shd w:fill="F4F6FA" w:val="clear"/>
-            <w:tcMar>
-              <w:top w:type="dxa" w:w="80"/>
-              <w:left w:type="dxa" w:w="120"/>
-              <w:bottom w:type="dxa" w:w="80"/>
-              <w:right w:type="dxa" w:w="120"/>
-            </w:tcMar>
-          </w:tcPr>
-          <w:p>
-            <w:r>
-              <w:t xml:space="preserve">The charting library used by the Dashboard line chart only. Picked because it integrates cleanly with React, supports ResponsiveContainer, and is small enough to keep the bundle reasonable.</w:t>
-            </w:r>
-          </w:p>
-        </w:tc>
-      </w:tr>
-      <w:tr>
-        <w:tc>
-          <w:tcPr>
-            <w:tcW w:type="dxa" w:w="2400"/>
-            <w:tcBorders>
-              <w:top w:val="single" w:color="CCCCCC" w:sz="1"/>
-              <w:left w:val="single" w:color="CCCCCC" w:sz="1"/>
-              <w:bottom w:val="single" w:color="CCCCCC" w:sz="1"/>
-              <w:right w:val="single" w:color="CCCCCC" w:sz="1"/>
-            </w:tcBorders>
             <w:tcMar>
               <w:top w:type="dxa" w:w="80"/>
               <w:left w:type="dxa" w:w="120"/>
@@ -2100,7 +2029,7 @@
               <w:t xml:space="preserve">v3 specifically, not v4</w:t>
             </w:r>
             <w:r>
-              <w:t xml:space="preserve"> — v4 changes the PostCSS pipeline and config significantly; the prompt's CSS variables and darkMode:'class' setup assume v3.</w:t>
+              <w:t xml:space="preserve"> — v4 changes the PostCSS pipeline and config significantly; the prompt's CSS-variable token setup assumes v3.</w:t>
             </w:r>
           </w:p>
         </w:tc>
@@ -2284,7 +2213,7 @@
         <w:t xml:space="preserve">Why this stack and nothing else?</w:t>
       </w:r>
       <w:r>
-        <w:t xml:space="preserve"> The strict library rule in the prompt forbids adding moment, lodash, Redux/Zustand, other UI kits, or other chart libraries. The discipline keeps the bundle small, the dependency tree shallow, and the project easy to grade and run. If a need seems to require another library, the prompt instructs the AI to solve it with the allowed stack or document the gap in the assumptions summary.</w:t>
+        <w:t xml:space="preserve"> The strict library rule in the prompt forbids adding moment, lodash, Redux/Zustand, other UI kits, or any charting library. The discipline keeps the bundle small, the dependency tree shallow, and the project easy to grade and run. If a need seems to require another library, the prompt instructs the AI to solve it with the allowed stack or document the gap in the assumptions summary.</w:t>
       </w:r>
     </w:p>
     <w:p>
@@ -3161,7 +3090,7 @@
         <w:t xml:space="preserve">dashboard</w:t>
       </w:r>
       <w:r>
-        <w:t xml:space="preserve"> will show: at least four stat-card metrics (counts + at least one SUM/AVG), a complementary summary block (recent records or top-N), and the metric for the line chart.</w:t>
+        <w:t xml:space="preserve"> will show: at least four stat-card metrics (counts + at least one SUM/AVG), a complementary summary block (recent records or top-N).</w:t>
       </w:r>
     </w:p>
     <w:p>
@@ -4030,7 +3959,7 @@
         <w:t xml:space="preserve">reports controllers</w:t>
       </w:r>
       <w:r>
-        <w:t xml:space="preserve"> using MongoDB aggregation pipelines ($match, $lookup, $group, $project, $sort). The /dashboard endpoint returns three things in one response: stat-card metrics, summary-block rows, and the time series for the line chart.</w:t>
+        <w:t xml:space="preserve"> using MongoDB aggregation pipelines ($match, $lookup, $group, $project, $sort). The /dashboard endpoint returns two things in one response: stat-card metrics and summary-block rows.</w:t>
       </w:r>
     </w:p>
     <w:p>
@@ -4187,7 +4116,7 @@
         <w:t xml:space="preserve">frontend-project/</w:t>
       </w:r>
       <w:r>
-        <w:t xml:space="preserve"> folder with package.json pinning every frontend dependency to exact, compatible versions (React 18, react-router-dom v6, Tailwind v3, recharts, etc.).</w:t>
+        <w:t xml:space="preserve"> folder with package.json pinning every frontend dependency to exact, compatible versions (React 18, react-router-dom v6, Tailwind v3, etc.).</w:t>
       </w:r>
     </w:p>
     <w:p>
@@ -4279,7 +4208,7 @@
         <w:t xml:space="preserve">tailwind.config.js</w:t>
       </w:r>
       <w:r>
-        <w:t xml:space="preserve"> with darkMode: 'class', the content globs covering src/**/*.{js,jsx}, and the theme tokens.</w:t>
+        <w:t xml:space="preserve"> with the content globs covering src/**/*.{js,jsx}, and the theme tokens.</w:t>
       </w:r>
     </w:p>
     <w:p>
@@ -4312,7 +4241,7 @@
         <w:t xml:space="preserve">CSS variable palette</w:t>
       </w:r>
       <w:r>
-        <w:t xml:space="preserve"> for both light (:root) and dark (.dark) modes; the </w:t>
+        <w:t xml:space="preserve"> on :root; the </w:t>
       </w:r>
       <w:r>
         <w:rPr>
@@ -4322,17 +4251,7 @@
         <w:t xml:space="preserve">exact background colors</w:t>
       </w:r>
       <w:r>
-        <w:t xml:space="preserve"> (light --color-bg: #F6F8FF; dark --color-bg: #0A0A0A); the </w:t>
-      </w:r>
-      <w:r>
-        <w:rPr>
-          <w:b/>
-          <w:bCs/>
-        </w:rPr>
-        <w:t xml:space="preserve">trend tokens</w:t>
-      </w:r>
-      <w:r>
-        <w:t xml:space="preserve"> (--color-trend-up: #16A34A, --color-trend-down: #DC2626); the </w:t>
+        <w:t xml:space="preserve"> (--color-bg: #F6F8FF); the </w:t>
       </w:r>
       <w:r>
         <w:rPr>
@@ -4445,29 +4364,6 @@
       </w:r>
       <w:r>
         <w:t xml:space="preserve"> exporting AuthProvider and useAuth(): holds { user, loading }, exposes login/logout/register/checkAuth; calls /me on mount.</w:t>
-      </w:r>
-    </w:p>
-    <w:p>
-      <w:pPr>
-        <w:pStyle w:val="ListParagraph"/>
-        <w:numPr>
-          <w:ilvl w:val="0"/>
-          <w:numId w:val="2"/>
-        </w:numPr>
-        <w:spacing w:after="60"/>
-      </w:pPr>
-      <w:r>
-        <w:t xml:space="preserve">Add the </w:t>
-      </w:r>
-      <w:r>
-        <w:rPr>
-          <w:b/>
-          <w:bCs/>
-        </w:rPr>
-        <w:t xml:space="preserve">useTheme()</w:t>
-      </w:r>
-      <w:r>
-        <w:t xml:space="preserve"> hook (or include in AuthContext): toggles the .dark class on &lt;html&gt;, defaults to OS prefers-color-scheme on first load, persists to localStorage on toggle, applies theme before first paint to avoid a flash.</w:t>
       </w:r>
     </w:p>
     <w:p>
@@ -4771,7 +4667,7 @@
         <w:t xml:space="preserve">src/components/Navbar.jsx</w:t>
       </w:r>
       <w:r>
-        <w:t xml:space="preserve">: links to Dashboard and each entity page + Reports + Logout; an active-link accent style; a light/dark theme toggle (Phosphor Sun/Moon); collapses to hamburger on mobile.</w:t>
+        <w:t xml:space="preserve">: links to Dashboard and each entity page + Reports + Logout; the logged-in user's name ("System Admin" for the admin, plus their role when the app is role-based); an active-link accent style; collapses to hamburger on mobile.</w:t>
       </w:r>
     </w:p>
     <w:p>
@@ -4817,7 +4713,7 @@
         <w:t xml:space="preserve">LandingPage</w:t>
       </w:r>
       <w:r>
-        <w:t xml:space="preserve"> (public, route /): a marketing showcase — hero, features grid, how-it-works, footer, with its own minimal top bar (system name + theme toggle + Sign In).</w:t>
+        <w:t xml:space="preserve"> (public, route /): a marketing showcase — hero, features grid, how-it-works, footer, with its own minimal top bar (system name + Sign In).</w:t>
       </w:r>
     </w:p>
     <w:p>
@@ -4909,7 +4805,7 @@
         <w:t xml:space="preserve">DashboardPage</w:t>
       </w:r>
       <w:r>
-        <w:t xml:space="preserve"> (protected, /dashboard, default landing after login): at least four stat cards in a responsive grid; a summary block (table or list) complementing the cards; one recharts LineChart with TREND-BASED coloring (green up / red down); all data from a single GET /api/reports/dashboard call; explicit loading/error/empty states.</w:t>
+        <w:t xml:space="preserve"> (protected, /dashboard, default landing after login): at least four stat cards in a responsive grid; a summary block (table or list) complementing the cards; all data from a single GET /api/reports/dashboard call; explicit loading/error/empty states.</w:t>
       </w:r>
     </w:p>
     <w:p>
@@ -4955,7 +4851,7 @@
         <w:t xml:space="preserve">ReportsPage</w:t>
       </w:r>
       <w:r>
-        <w:t xml:space="preserve"> (/reports): shadcn Tabs, one tab per report, each with a date filter (default today) and a Print button (window.print()) with a print-only header.</w:t>
+        <w:t xml:space="preserve"> (/reports): shadcn Tabs, one tab per report, each with a date filter (default today) and a Print button (window.print()) with a print-only header and a print-only "Generated by [System Admin / role / name]" footer.</w:t>
       </w:r>
     </w:p>
     <w:p>
@@ -5076,19 +4972,6 @@
       </w:pPr>
       <w:r>
         <w:t xml:space="preserve">Every form shows inline errors AND a toast.</w:t>
-      </w:r>
-    </w:p>
-    <w:p>
-      <w:pPr>
-        <w:pStyle w:val="ListParagraph"/>
-        <w:numPr>
-          <w:ilvl w:val="0"/>
-          <w:numId w:val="3"/>
-        </w:numPr>
-        <w:spacing w:after="60"/>
-      </w:pPr>
-      <w:r>
-        <w:t xml:space="preserve">Dashboard chart line color changes color when the trend reverses.</w:t>
       </w:r>
     </w:p>
     <w:p>
@@ -5171,7 +5054,7 @@
         <w:t xml:space="preserve">design rules</w:t>
       </w:r>
       <w:r>
-        <w:t xml:space="preserve"> on every page: tokens used (no inline hex), accent applied consistently, light AND dark mode work, shadcn variants used (default / destructive / outline), responsive at sm/md/lg, font applied globally.</w:t>
+        <w:t xml:space="preserve"> on every page: tokens used (no inline hex), accent applied consistently, shadcn variants used (default / destructive / outline), responsive at sm/md/lg, font applied globally.</w:t>
       </w:r>
     </w:p>
     <w:p>
@@ -5194,7 +5077,7 @@
         <w:t xml:space="preserve">accessibility rules</w:t>
       </w:r>
       <w:r>
-        <w:t xml:space="preserve">: labels on every input, aria-label on icon-only buttons, errors associated and announced, keyboard navigation works, focus rings visible, contrast meets WCAG AA in both themes.</w:t>
+        <w:t xml:space="preserve">: labels on every input, aria-label on icon-only buttons, errors associated and announced, keyboard navigation works, focus rings visible, contrast meets WCAG AA.</w:t>
       </w:r>
     </w:p>
     <w:p>
@@ -5299,19 +5182,6 @@
           <w:bCs/>
         </w:rPr>
         <w:t xml:space="preserve">Verify before moving on</w:t>
-      </w:r>
-    </w:p>
-    <w:p>
-      <w:pPr>
-        <w:pStyle w:val="ListParagraph"/>
-        <w:numPr>
-          <w:ilvl w:val="0"/>
-          <w:numId w:val="3"/>
-        </w:numPr>
-        <w:spacing w:after="60"/>
-      </w:pPr>
-      <w:r>
-        <w:t xml:space="preserve">Theme toggle works on every page including the public ones.</w:t>
       </w:r>
     </w:p>
     <w:p>
@@ -5566,7 +5436,7 @@
         <w:spacing w:after="120"/>
       </w:pPr>
       <w:r>
-        <w:t xml:space="preserve">The stack is intentionally small: a single web framework, a single ORM, a single icon set, a single chart library, and a single component library — each chosen for one reason. The workflow is intentionally ordered: design before code, foundation before features, polish before documentation. Following the phases in order is what makes the whole project install and run on first attempt and read clearly to an assessor.</w:t>
+        <w:t xml:space="preserve">The stack is intentionally small: a single web framework, a single ORM, a single icon set and a single component library — each chosen for one reason. The workflow is intentionally ordered: design before code, foundation before features, polish before documentation. Following the phases in order is what makes the whole project install and run on first attempt and read clearly to an assessor.</w:t>
       </w:r>
     </w:p>
     <w:p>
